--- a/deliverables/qc_sampling_lod_2026-10/out/1_PLAN/PP-QC-SP-002_26_Sampling_Plan_LoD_T1_T2.docx
+++ b/deliverables/qc_sampling_lod_2026-10/out/1_PLAN/PP-QC-SP-002_26_Sampling_Plan_LoD_T1_T2.docx
@@ -629,7 +629,7 @@
                 <w:color w:val="000000"/>
                 <w:sz w:val="20"/>
               </w:rPr>
-              <w:t>Губиток при сушење, Ph. Eur. 2.2.32 (3028), интерен метод SAM_a02.2 · критериум ≤ 12,0 % w/w</w:t>
+              <w:t>Губиток при сушење, Ph. Eur. 2.2.32 (3028), метод a02.2 · критериум ≤ 12,0 % w/w</w:t>
             </w:r>
             <w:r>
               <w:rPr>
@@ -649,7 +649,7 @@
                 <w:color w:val="000000"/>
                 <w:sz w:val="16"/>
               </w:rPr>
-              <w:t>Loss on drying, Ph. Eur. 2.2.32 (3028), in-house method SAM_a02.2 · criterion ≤ 12.0 % w/w</w:t>
+              <w:t>Loss on drying, Ph. Eur. 2.2.32 (3028), method a02.2 · criterion ≤ 12.0 % w/w</w:t>
             </w:r>
           </w:p>
         </w:tc>
@@ -1701,7 +1701,7 @@
           <w:color w:val="000000"/>
           <w:sz w:val="22"/>
         </w:rPr>
-        <w:t>7  ОПРЕДЕЛУВАЊЕ НА ГУБИТОК ПРИ СУШЕЊЕ (SAM_a02.2)</w:t>
+        <w:t>7  ОПРЕДЕЛУВАЊЕ НА ГУБИТОК ПРИ СУШЕЊЕ (a02.2)</w:t>
       </w:r>
       <w:r>
         <w:rPr>
@@ -1721,7 +1721,7 @@
           <w:color w:val="595959"/>
           <w:sz w:val="18"/>
         </w:rPr>
-        <w:t>Loss on Drying Determination (SAM_a02.2)</w:t>
+        <w:t>Loss on Drying Determination (a02.2)</w:t>
       </w:r>
     </w:p>
     <w:p>
@@ -1919,7 +1919,7 @@
           <w:color w:val="000000"/>
           <w:sz w:val="22"/>
         </w:rPr>
-        <w:t>Овој документ го пропишува земањето репрезентативен примерок од секоја од 46-те производни серии од Транша 1 (20 серии) и Транша 2 (26 серии), складирани во сеф-магацинот како готов производ во троен фолиски кеси од 400 g (10 кеси по нумериран картон), и интерното определување на губиток при сушење (Ph. Eur. 2.2.32; монографија 3028 Cannabis flos; интерен метод SAM_a02.2) пред испорака, за да се потврди дека нивото на влага на производот одговара на спецификацијата QCSP 001 (≤ 12,0 % w/w).</w:t>
+        <w:t>Овој документ го пропишува земањето репрезентативен примерок од секоја од 46-те производни серии од Транша 1 (20 серии) и Транша 2 (26 серии), складирани во сеф-магацинот како готов производ во троен фолиски кеси од 400 g (10 кеси по нумериран картон), и интерното определување на губиток при сушење (Ph. Eur. 2.2.32; монографија 3028 Cannabis flos; метод a02.2) пред испорака, за да се потврди дека нивото на влага на производот одговара на спецификацијата QCSP 001 (≤ 12,0 % w/w).</w:t>
       </w:r>
       <w:r>
         <w:rPr>
@@ -1939,7 +1939,7 @@
           <w:color w:val="595959"/>
           <w:sz w:val="16"/>
         </w:rPr>
-        <w:t>This document prescribes the representative sampling of each of the 46 production batches of Tranche 1 (20 batches) and Tranche 2 (26 batches), stored in the secure warehouse as finished product in 400 g triple-foil bags (10 bags per numbered carton), and the in-house determination of loss on drying (Ph. Eur. 2.2.32; monograph 3028 Cannabis flos; in-house method SAM_a02.2) before shipment, to confirm that the product's moisture level meets specification QCSP 001 (≤ 12.0 % w/w).</w:t>
+        <w:t>This document prescribes the representative sampling of each of the 46 production batches of Tranche 1 (20 batches) and Tranche 2 (26 batches), stored in the secure warehouse as finished product in 400 g triple-foil bags (10 bags per numbered carton), and the in-house determination of loss on drying (Ph. Eur. 2.2.32; monograph 3028 Cannabis flos; method a02.2) before shipment, to confirm that the product's moisture level meets specification QCSP 001 (≤ 12.0 % w/w).</w:t>
       </w:r>
     </w:p>
     <w:p>
@@ -3272,7 +3272,7 @@
                 <w:color w:val="000000"/>
                 <w:sz w:val="16"/>
               </w:rPr>
-              <w:t>≈ 1,000 g во таран сад за мерење</w:t>
+              <w:t>1,000 g во претходно исушен тариран сад (m_B)</w:t>
             </w:r>
             <w:r>
               <w:rPr>
@@ -3292,7 +3292,7 @@
                 <w:color w:val="000000"/>
                 <w:sz w:val="14"/>
               </w:rPr>
-              <w:t>≈ 1.000 g in a tared weighing bottle</w:t>
+              <w:t>1.000 g in a previously dried tared bottle (m_B)</w:t>
             </w:r>
           </w:p>
         </w:tc>
@@ -3315,7 +3315,7 @@
                 <w:color w:val="000000"/>
                 <w:sz w:val="16"/>
               </w:rPr>
-              <w:t>SAM_a02.2</w:t>
+              <w:t>a02.2</w:t>
             </w:r>
           </w:p>
         </w:tc>
@@ -3385,7 +3385,7 @@
                 <w:color w:val="000000"/>
                 <w:sz w:val="16"/>
               </w:rPr>
-              <w:t>ГпС % = (G1 − G2) ÷ (G1 − m0) × 100</w:t>
+              <w:t>ГпС % = (m₀ − m₁) ÷ m₀ × 100</w:t>
             </w:r>
             <w:r>
               <w:rPr>
@@ -3405,7 +3405,7 @@
                 <w:color w:val="000000"/>
                 <w:sz w:val="14"/>
               </w:rPr>
-              <w:t>LoD % = (G1 − G2) ÷ (G1 − m0) × 100</w:t>
+              <w:t>LoD % = (m₀ − m₁) ÷ m₀ × 100</w:t>
             </w:r>
           </w:p>
         </w:tc>
@@ -3429,7 +3429,7 @@
                 <w:color w:val="000000"/>
                 <w:sz w:val="16"/>
               </w:rPr>
-              <w:t>m0 = сад</w:t>
+              <w:t>m₀ = G1 − m_B пред сушење</w:t>
             </w:r>
             <w:r>
               <w:rPr>
@@ -3449,7 +3449,7 @@
                 <w:color w:val="000000"/>
                 <w:sz w:val="14"/>
               </w:rPr>
-              <w:t>bottle; G1 = пред | before; G2 = по сушење до константна маса | after drying to constant mass</w:t>
+              <w:t>before drying; m₁ = G2 − m_B по сушење до константна маса | after drying to constant mass</w:t>
             </w:r>
           </w:p>
         </w:tc>
@@ -31514,7 +31514,7 @@
           <w:color w:val="000000"/>
           <w:sz w:val="22"/>
         </w:rPr>
-        <w:t>Од различни четвртини се земаат k тест порции од околу 1,000 g во тарирани, претходно исушени садови за мерење (m0) и веднаш се мерат (G1), за да се ограничи размената на влага.</w:t>
+        <w:t>Од различни четвртини се земаат k тест порции од 1,000 g сецкана, несеана дрога во тарирани, претходно исушени садови за мерење (m_B) и веднаш се мерат (G1), за да се ограничи размената на влага.</w:t>
       </w:r>
       <w:r>
         <w:rPr>
@@ -31534,7 +31534,7 @@
           <w:color w:val="595959"/>
           <w:sz w:val="16"/>
         </w:rPr>
-        <w:t>From different quarters, k test portions of about 1.000 g are taken into tared, pre-dried weighing bottles (m0) and weighed immediately (G1), to limit moisture exchange.</w:t>
+        <w:t>From different quarters, k test portions of 1.000 g of the cut, unsieved drug are taken into tared, pre-dried weighing bottles (m_B) and weighed immediately (G1), to limit moisture exchange.</w:t>
       </w:r>
     </w:p>
     <w:p>
@@ -31598,7 +31598,7 @@
           <w:color w:val="2B547E"/>
           <w:sz w:val="40"/>
         </w:rPr>
-        <w:t>7.  ОПРЕДЕЛУВАЊЕ НА ГУБИТОК ПРИ СУШЕЊЕ (SAM_a02.2)</w:t>
+        <w:t>7.  ОПРЕДЕЛУВАЊЕ НА ГУБИТОК ПРИ СУШЕЊЕ (a02.2)</w:t>
       </w:r>
       <w:r>
         <w:rPr>
@@ -31618,7 +31618,7 @@
           <w:color w:val="595959"/>
           <w:sz w:val="32"/>
         </w:rPr>
-        <w:t>Loss on Drying Determination (SAM_a02.2)</w:t>
+        <w:t>Loss on Drying Determination (a02.2)</w:t>
       </w:r>
     </w:p>
     <w:tbl>
@@ -31798,7 +31798,7 @@
                 <w:color w:val="000000"/>
                 <w:sz w:val="16"/>
               </w:rPr>
-              <w:t>Ph. Eur. 2.2.32 (монографија 3028) · интерен метод SAM_a02.2</w:t>
+              <w:t>Ph. Eur. 2.2.32 (монографија 3028) · метод a02.2 (вакуумска печка)</w:t>
             </w:r>
             <w:r>
               <w:rPr>
@@ -31818,7 +31818,7 @@
                 <w:color w:val="000000"/>
                 <w:sz w:val="14"/>
               </w:rPr>
-              <w:t>Ph. Eur. 2.2.32 (monograph 3028) · in-house method SAM_a02.2</w:t>
+              <w:t>Ph. Eur. 2.2.32 (monograph 3028) · method a02.2 (vacuum oven)</w:t>
             </w:r>
           </w:p>
         </w:tc>
@@ -31888,7 +31888,7 @@
                 <w:color w:val="000000"/>
                 <w:sz w:val="16"/>
               </w:rPr>
-              <w:t>вакуумска печка · аналитичка вага (читливост според квалификацијата) · ексикатор</w:t>
+              <w:t>вакуумска печка VO29 (QCWI 018, QCLB 017) · аналитичка вага Shimadzu AUW220D, d = 0,01 mg (QCWI 016, QCLB 008) · ексикатор со активен сушач</w:t>
             </w:r>
             <w:r>
               <w:rPr>
@@ -31908,7 +31908,7 @@
                 <w:color w:val="000000"/>
                 <w:sz w:val="14"/>
               </w:rPr>
-              <w:t>vacuum oven · analytical balance (readability as qualified) · desiccator</w:t>
+              <w:t>vacuum oven VO29 (QCWI 018, QCLB 017) · analytical balance Shimadzu AUW220D, d = 0.01 mg (QCWI 016, QCLB 008) · desiccator with active desiccant</w:t>
             </w:r>
           </w:p>
         </w:tc>
@@ -31977,7 +31977,27 @@
                 <w:color w:val="000000"/>
                 <w:sz w:val="16"/>
               </w:rPr>
-              <w:t>40 °C · 15–25 mbar · 24 h</w:t>
+              <w:t>40 °C · 20 ± 2 mbar · 24 h · над околу 100 g молекуларно сито R</w:t>
+            </w:r>
+            <w:r>
+              <w:rPr>
+                <w:rFonts w:ascii="Calibri" w:hAnsi="Calibri"/>
+                <w:b w:val="0"/>
+                <w:i w:val="0"/>
+                <w:color w:val="000000"/>
+                <w:sz w:val="14"/>
+              </w:rPr>
+              <w:t xml:space="preserve"> | </w:t>
+            </w:r>
+            <w:r>
+              <w:rPr>
+                <w:rFonts w:ascii="Calibri" w:hAnsi="Calibri"/>
+                <w:b w:val="0"/>
+                <w:i/>
+                <w:color w:val="000000"/>
+                <w:sz w:val="14"/>
+              </w:rPr>
+              <w:t>40 °C · 20 ± 2 mbar · 24 h · over about 100 g molecular sieve R</w:t>
             </w:r>
           </w:p>
         </w:tc>
@@ -32047,7 +32067,7 @@
                 <w:color w:val="000000"/>
                 <w:sz w:val="16"/>
               </w:rPr>
-              <w:t>≈ 1,000 g во таран сад (m0); G1 пред сушење</w:t>
+              <w:t>1,000 g сецкана, несеана дрога во претходно исушен тариран сад (m_B); G1 пред сушење</w:t>
             </w:r>
             <w:r>
               <w:rPr>
@@ -32067,7 +32087,7 @@
                 <w:color w:val="000000"/>
                 <w:sz w:val="14"/>
               </w:rPr>
-              <w:t>≈ 1.000 g in a tared bottle (m0); G1 before drying</w:t>
+              <w:t>1.000 g of the cut, unsieved drug in a previously dried tared bottle (m_B); G1 before drying</w:t>
             </w:r>
           </w:p>
         </w:tc>
@@ -32136,7 +32156,7 @@
                 <w:color w:val="000000"/>
                 <w:sz w:val="16"/>
               </w:rPr>
-              <w:t>ладење во ексикатор, мерење G2</w:t>
+              <w:t>ладење најмалку 30 min во ексикатор, мерење G2</w:t>
             </w:r>
             <w:r>
               <w:rPr>
@@ -32156,7 +32176,7 @@
                 <w:color w:val="000000"/>
                 <w:sz w:val="14"/>
               </w:rPr>
-              <w:t>cool in a desiccator, weigh G2</w:t>
+              <w:t>cool at least 30 min in a desiccator, weigh G2</w:t>
             </w:r>
           </w:p>
         </w:tc>
@@ -32226,7 +32246,7 @@
                 <w:color w:val="000000"/>
                 <w:sz w:val="16"/>
               </w:rPr>
-              <w:t>садовите се враќаат во печката за дополнителен период (SAM_a02.2 / Раководител на КК, поглавје 11) и се мерат повторно; две последователни мерења се разликуваат за не повеќе од 0,5 mg (Ph. Eur. Општи одредби — формулацијата да се потврди во контролираното издание); инаку сушењето продолжува</w:t>
+              <w:t>садовите се враќаат во печката за дополнителен период (поглавје 11) и се мерат повторно по ладење; две последователни мерења се разликуваат за не повеќе од 0,5 mg; инаку сушењето продолжува</w:t>
             </w:r>
             <w:r>
               <w:rPr>
@@ -32246,7 +32266,7 @@
                 <w:color w:val="000000"/>
                 <w:sz w:val="14"/>
               </w:rPr>
-              <w:t>the bottles return to the oven for an additional period (SAM_a02.2 / Head of QC, section 11) and are weighed again; two consecutive weighings differ by not more than 0.5 mg (Ph. Eur. General Notices — wording to be confirmed in the controlled edition); otherwise drying continues</w:t>
+              <w:t>the bottles return to the oven for an additional period (section 11) and are weighed again after cooling; two consecutive weighings differ by not more than 0.5 mg; otherwise drying continues</w:t>
             </w:r>
           </w:p>
         </w:tc>
@@ -32315,7 +32335,7 @@
                 <w:color w:val="000000"/>
                 <w:sz w:val="16"/>
               </w:rPr>
-              <w:t>ГпС % = (G1 − G2) ÷ (G1 − m0) × 100 по порција; резултат на серија = средна вредност од k</w:t>
+              <w:t>m₀ = G1 − m_B; m₁ = G2 − m_B со последното G2; ГпС % = (m₀ − m₁) ÷ m₀ × 100 по порција; резултат на серија = средна вредност од k</w:t>
             </w:r>
             <w:r>
               <w:rPr>
@@ -32335,7 +32355,7 @@
                 <w:color w:val="000000"/>
                 <w:sz w:val="14"/>
               </w:rPr>
-              <w:t>LoD % = (G1 − G2) ÷ (G1 − m0) × 100 per portion; batch result = mean of k</w:t>
+              <w:t>m₀ = G1 − m_B; m₁ = G2 − m_B with the last G2; LoD % = (m₀ − m₁) ÷ m₀ × 100 per portion; batch result = mean of k</w:t>
             </w:r>
           </w:p>
         </w:tc>
@@ -34310,7 +34330,7 @@
           <w:color w:val="000000"/>
           <w:sz w:val="22"/>
         </w:rPr>
-        <w:t>SAM_a02.2 — интерен метод за губиток при сушење (вакуумска печка 40 °C, 15–25 mbar, 24 h); PP AMVR a02.1-001/2026 (студија за споредба HMA наспроти Ph. Eur. 2.2.32).</w:t>
+        <w:t>a02.2 — губиток при сушење, Ph. Eur. 2.2.32 во вакуумска печка VO29 (40 °C, 20 ± 2 mbar, 24 h, над молекуларно сито R), STPa02 според QCSOP 009.</w:t>
       </w:r>
       <w:r>
         <w:rPr>
@@ -34330,7 +34350,7 @@
           <w:color w:val="595959"/>
           <w:sz w:val="16"/>
         </w:rPr>
-        <w:t>SAM_a02.2 — in-house loss-on-drying method (vacuum oven 40 °C, 15–25 mbar, 24 h); PP AMVR a02.1-001/2026 (HMA vs Ph. Eur. 2.2.32 comparison study).</w:t>
+        <w:t>a02.2 — loss on drying, Ph. Eur. 2.2.32 in vacuum oven VO29 (40 °C, 20 ± 2 mbar, 24 h, over molecular sieve R), STPa02 under QCSOP 009.</w:t>
       </w:r>
     </w:p>
     <w:p>
@@ -34676,7 +34696,7 @@
           <w:color w:val="000000"/>
           <w:sz w:val="22"/>
         </w:rPr>
-        <w:t>Дополнителниот период на сушење за второто мерење (според SAM_a02.2 или по негова одлука).</w:t>
+        <w:t>Дополнителниот период на сушење за второто мерење (според a02.2 или по негова одлука).</w:t>
       </w:r>
       <w:r>
         <w:rPr>
@@ -34696,7 +34716,7 @@
           <w:color w:val="595959"/>
           <w:sz w:val="16"/>
         </w:rPr>
-        <w:t>The additional drying period for the second weighing (per SAM_a02.2 or by his decision).</w:t>
+        <w:t>The additional drying period for the second weighing (per a02.2 or by his decision).</w:t>
       </w:r>
     </w:p>
     <w:p>
